--- a/docs/comercial/2026-08-28-taticca-roteiro-da-reuniao.docx
+++ b/docs/comercial/2026-08-28-taticca-roteiro-da-reuniao.docx
@@ -14,7 +14,7 @@
           <w:color w:val="101620"/>
           <w:sz w:val="40"/>
         </w:rPr>
-        <w:t>Roteiro — reunião TATICCA, 28/08/2026, 9h</w:t>
+        <w:t>Roteiro — reunião TATICCA, 28/08/2026, 11h</w:t>
       </w:r>
     </w:p>
     <w:p>
@@ -1180,6 +1180,128 @@
         <w:t xml:space="preserve"> de sair de casa.</w:t>
       </w:r>
     </w:p>
+    <w:p>
+      <w:pPr>
+        <w:spacing w:before="80"/>
+        <w:pBdr>
+          <w:bottom w:val="single" w:sz="6" w:color="C9CFD8"/>
+        </w:pBdr>
+      </w:pPr>
+    </w:p>
+    <w:p>
+      <w:pPr>
+        <w:keepNext/>
+        <w:spacing w:before="360" w:after="120"/>
+      </w:pPr>
+      <w:r>
+        <w:rPr>
+          <w:rFonts w:ascii="Calibri" w:hAnsi="Calibri"/>
+          <w:b/>
+          <w:color w:val="101620"/>
+          <w:sz w:val="28"/>
+        </w:rPr>
+        <w:t>Antes de sair (saída às 10:10)</w:t>
+      </w:r>
+    </w:p>
+    <w:p>
+      <w:pPr>
+        <w:pStyle w:val="ListBullet"/>
+        <w:spacing w:after="80"/>
+      </w:pPr>
+      <w:r>
+        <w:rPr>
+          <w:rFonts w:ascii="Calibri" w:hAnsi="Calibri"/>
+        </w:rPr>
+        <w:t xml:space="preserve">[ ] </w:t>
+      </w:r>
+      <w:r>
+        <w:rPr>
+          <w:rFonts w:ascii="Consolas" w:hAnsi="Consolas"/>
+          <w:color w:val="A2570C"/>
+        </w:rPr>
+        <w:t>cd /root/froid-project &amp;&amp; git pull</w:t>
+      </w:r>
+      <w:r>
+        <w:rPr>
+          <w:rFonts w:ascii="Calibri" w:hAnsi="Calibri"/>
+        </w:rPr>
+        <w:t xml:space="preserve"> — publica o bloco de preço da condução da AEP no site</w:t>
+      </w:r>
+    </w:p>
+    <w:p>
+      <w:pPr>
+        <w:pStyle w:val="ListBullet"/>
+        <w:spacing w:after="80"/>
+      </w:pPr>
+      <w:r>
+        <w:rPr>
+          <w:rFonts w:ascii="Calibri" w:hAnsi="Calibri"/>
+        </w:rPr>
+        <w:t>[ ] Salvar o PDF do inventário do Piloto no desktop</w:t>
+      </w:r>
+    </w:p>
+    <w:p>
+      <w:pPr>
+        <w:pStyle w:val="ListBullet"/>
+        <w:spacing w:after="80"/>
+      </w:pPr>
+      <w:r>
+        <w:rPr>
+          <w:rFonts w:ascii="Calibri" w:hAnsi="Calibri"/>
+        </w:rPr>
+        <w:t xml:space="preserve">[ ] Imprimir duas vias da proposta e uma do modelo da carteira, </w:t>
+      </w:r>
+      <w:r>
+        <w:rPr>
+          <w:rFonts w:ascii="Calibri" w:hAnsi="Calibri"/>
+          <w:b/>
+        </w:rPr>
+        <w:t>sem o anexo 8</w:t>
+      </w:r>
+      <w:r>
+        <w:rPr>
+          <w:rFonts w:ascii="Calibri" w:hAnsi="Calibri"/>
+        </w:rPr>
+        <w:t>, que é uso interno</w:t>
+      </w:r>
+    </w:p>
+    <w:p>
+      <w:pPr>
+        <w:pStyle w:val="ListBullet"/>
+        <w:spacing w:after="80"/>
+      </w:pPr>
+      <w:r>
+        <w:rPr>
+          <w:rFonts w:ascii="Calibri" w:hAnsi="Calibri"/>
+        </w:rPr>
+        <w:t xml:space="preserve">[ ] Preencher os quatro </w:t>
+      </w:r>
+      <w:r>
+        <w:rPr>
+          <w:rFonts w:ascii="Consolas" w:hAnsi="Consolas"/>
+          <w:color w:val="A2570C"/>
+        </w:rPr>
+        <w:t>[a definir]</w:t>
+      </w:r>
+      <w:r>
+        <w:rPr>
+          <w:rFonts w:ascii="Calibri" w:hAnsi="Calibri"/>
+        </w:rPr>
+        <w:t xml:space="preserve"> da proposta: marca do canal, faturamento, forma de pagamento e vigência</w:t>
+      </w:r>
+    </w:p>
+    <w:p>
+      <w:pPr>
+        <w:pStyle w:val="ListBullet"/>
+        <w:spacing w:after="80"/>
+      </w:pPr>
+      <w:r>
+        <w:rPr>
+          <w:rFonts w:ascii="Calibri" w:hAnsi="Calibri"/>
+        </w:rPr>
+        <w:t>[ ] Abrir as três abas e conferir a troca de organização funcionando</w:t>
+      </w:r>
+    </w:p>
     <w:sectPr>
       <w:pgSz w:w="11906" w:h="16838"/>
       <w:pgMar w:top="1247" w:right="1361" w:bottom="1247" w:left="1361" w:header="720" w:footer="720" w:gutter="0"/>
